--- a/submission/PIE-Block-本地启动说明.docx
+++ b/submission/PIE-Block-本地启动说明.docx
@@ -88,7 +88,7 @@
           <w:b w:val="0"/>
           <w:sz w:val="24"/>
         </w:rPr>
-        <w:t xml:space="preserve">（2）下载发布包 https://github.com/louqingjie/PIE-Block/releases ：提供 Windows 安装包、单文件便携版与免安装 zip，已内置 SDCC 工具链，可完整编译与烧录；便携版约 27 MB，首次启动自解压到 </w:t>
+        <w:t xml:space="preserve">（2）直接运行随包附带的单文件便携版：来源代码压缩包根目录的 </w:t>
       </w:r>
       <w:r>
         <w:rPr>
@@ -96,6 +96,38 @@
           <w:b w:val="0"/>
           <w:sz w:val="20"/>
         </w:rPr>
+        <w:t>PIEBlock-1.5.0-windows-portable.exe</w:t>
+      </w:r>
+      <w:r>
+        <w:rPr>
+          <w:rFonts w:ascii="Times New Roman" w:hAnsi="Times New Roman" w:eastAsia="宋体" w:cs="Times New Roman"/>
+          <w:b w:val="0"/>
+          <w:sz w:val="24"/>
+        </w:rPr>
+        <w:t>（约 27 MB，SHA-256 见同目录</w:t>
+      </w:r>
+      <w:r>
+        <w:rPr>
+          <w:rFonts w:ascii="Consolas" w:hAnsi="Consolas" w:eastAsia="宋体" w:cs="Consolas"/>
+          <w:b w:val="0"/>
+          <w:sz w:val="20"/>
+        </w:rPr>
+        <w:t>运行说明.txt</w:t>
+      </w:r>
+      <w:r>
+        <w:rPr>
+          <w:rFonts w:ascii="Times New Roman" w:hAnsi="Times New Roman" w:eastAsia="宋体" w:cs="Times New Roman"/>
+          <w:b w:val="0"/>
+          <w:sz w:val="24"/>
+        </w:rPr>
+        <w:t xml:space="preserve">），双击即可运行，内置 SDCC 工具链，可完整编译与烧录；首次启动自解压到 </w:t>
+      </w:r>
+      <w:r>
+        <w:rPr>
+          <w:rFonts w:ascii="Consolas" w:hAnsi="Consolas" w:eastAsia="宋体" w:cs="Consolas"/>
+          <w:b w:val="0"/>
+          <w:sz w:val="20"/>
+        </w:rPr>
         <w:t>%LOCALAPPDATA%\PIE-Block\portable\app\&lt;版本号+载荷哈希&gt;\</w:t>
       </w:r>
       <w:r>
@@ -104,7 +136,7 @@
           <w:b w:val="0"/>
           <w:sz w:val="24"/>
         </w:rPr>
-        <w:t>，无需管理员权限。</w:t>
+        <w:t>，无需管理员权限、无需 Flutter 环境，适合没有开发环境的评委。</w:t>
       </w:r>
     </w:p>
     <w:p>
@@ -118,7 +150,21 @@
           <w:b w:val="0"/>
           <w:sz w:val="24"/>
         </w:rPr>
-        <w:t xml:space="preserve">（3）从源码运行：按第 3 节执行 </w:t>
+        <w:t>（3）下载发布包 https://github.com/louqingjie/PIE-Block/releases ：提供 Windows 安装包、单文件便携版与免安装 zip。</w:t>
+      </w:r>
+    </w:p>
+    <w:p>
+      <w:pPr>
+        <w:spacing w:line="300" w:lineRule="exact" w:before="0" w:after="0"/>
+        <w:ind w:firstLine="480"/>
+      </w:pPr>
+      <w:r>
+        <w:rPr>
+          <w:rFonts w:ascii="Times New Roman" w:hAnsi="Times New Roman" w:eastAsia="宋体" w:cs="Times New Roman"/>
+          <w:b w:val="0"/>
+          <w:sz w:val="24"/>
+        </w:rPr>
+        <w:t xml:space="preserve">（4）从源码运行：按第 3 节执行 </w:t>
       </w:r>
       <w:r>
         <w:rPr>
@@ -2768,11 +2814,67 @@
       </w:pPr>
       <w:r>
         <w:rPr>
+          <w:rFonts w:ascii="Consolas" w:hAnsi="Consolas" w:eastAsia="宋体" w:cs="Consolas"/>
+          <w:b w:val="0"/>
+          <w:sz w:val="20"/>
+        </w:rPr>
+        <w:t>PIE-Block-作品源代码.zip</w:t>
+      </w:r>
+      <w:r>
+        <w:rPr>
           <w:rFonts w:ascii="Times New Roman" w:hAnsi="Times New Roman" w:eastAsia="宋体" w:cs="Times New Roman"/>
           <w:b w:val="0"/>
           <w:sz w:val="24"/>
         </w:rPr>
-        <w:t>源代码压缩包内附 Markdown 版《本地启动说明.md》，内容与本文一致。</w:t>
+        <w:t xml:space="preserve"> 根目录附带可直接运行的 Windows 单文件便携版 </w:t>
+      </w:r>
+      <w:r>
+        <w:rPr>
+          <w:rFonts w:ascii="Consolas" w:hAnsi="Consolas" w:eastAsia="宋体" w:cs="Consolas"/>
+          <w:b w:val="0"/>
+          <w:sz w:val="20"/>
+        </w:rPr>
+        <w:t>PIEBlock-1.5.0-windows-portable.exe</w:t>
+      </w:r>
+      <w:r>
+        <w:rPr>
+          <w:rFonts w:ascii="Times New Roman" w:hAnsi="Times New Roman" w:eastAsia="宋体" w:cs="Times New Roman"/>
+          <w:b w:val="0"/>
+          <w:sz w:val="24"/>
+        </w:rPr>
+        <w:t xml:space="preserve">（约 27 MB，免安装、内置 SDCC 工具链，双击即可运行）与 </w:t>
+      </w:r>
+      <w:r>
+        <w:rPr>
+          <w:rFonts w:ascii="Consolas" w:hAnsi="Consolas" w:eastAsia="宋体" w:cs="Consolas"/>
+          <w:b w:val="0"/>
+          <w:sz w:val="20"/>
+        </w:rPr>
+        <w:t>运行说明.txt</w:t>
+      </w:r>
+      <w:r>
+        <w:rPr>
+          <w:rFonts w:ascii="Times New Roman" w:hAnsi="Times New Roman" w:eastAsia="宋体" w:cs="Times New Roman"/>
+          <w:b w:val="0"/>
+          <w:sz w:val="24"/>
+        </w:rPr>
+        <w:t xml:space="preserve">，其下为完整源码、文档与教材；包内 </w:t>
+      </w:r>
+      <w:r>
+        <w:rPr>
+          <w:rFonts w:ascii="Consolas" w:hAnsi="Consolas" w:eastAsia="宋体" w:cs="Consolas"/>
+          <w:b w:val="0"/>
+          <w:sz w:val="20"/>
+        </w:rPr>
+        <w:t>submission/</w:t>
+      </w:r>
+      <w:r>
+        <w:rPr>
+          <w:rFonts w:ascii="Times New Roman" w:hAnsi="Times New Roman" w:eastAsia="宋体" w:cs="Times New Roman"/>
+          <w:b w:val="0"/>
+          <w:sz w:val="24"/>
+        </w:rPr>
+        <w:t xml:space="preserve"> 目录另附本说明的 Markdown 版《本地启动说明.md》，内容与本文一致。</w:t>
       </w:r>
     </w:p>
     <w:p>

--- a/submission/PIE-Block-本地启动说明.docx
+++ b/submission/PIE-Block-本地启动说明.docx
@@ -88,7 +88,7 @@
           <w:b w:val="0"/>
           <w:sz w:val="24"/>
         </w:rPr>
-        <w:t xml:space="preserve">（2）直接运行随包附带的单文件便携版：来源代码压缩包根目录的 </w:t>
+        <w:t xml:space="preserve">（2）安装随包附带的 Windows 安装包：来源代码压缩包根目录的 </w:t>
       </w:r>
       <w:r>
         <w:rPr>
@@ -96,7 +96,7 @@
           <w:b w:val="0"/>
           <w:sz w:val="20"/>
         </w:rPr>
-        <w:t>PIEBlock-1.5.0-windows-portable.exe</w:t>
+        <w:t>PIEBlock-1.5.0-windows-setup.exe</w:t>
       </w:r>
       <w:r>
         <w:rPr>
@@ -104,7 +104,7 @@
           <w:b w:val="0"/>
           <w:sz w:val="24"/>
         </w:rPr>
-        <w:t>（约 27 MB，SHA-256 见同目录</w:t>
+        <w:t xml:space="preserve">（取自官方 Release v1.5.0，约 22 MB，SHA-256 见同目录 </w:t>
       </w:r>
       <w:r>
         <w:rPr>
@@ -120,23 +120,7 @@
           <w:b w:val="0"/>
           <w:sz w:val="24"/>
         </w:rPr>
-        <w:t xml:space="preserve">），双击即可运行，内置 SDCC 工具链，可完整编译与烧录；首次启动自解压到 </w:t>
-      </w:r>
-      <w:r>
-        <w:rPr>
-          <w:rFonts w:ascii="Consolas" w:hAnsi="Consolas" w:eastAsia="宋体" w:cs="Consolas"/>
-          <w:b w:val="0"/>
-          <w:sz w:val="20"/>
-        </w:rPr>
-        <w:t>%LOCALAPPDATA%\PIE-Block\portable\app\&lt;版本号+载荷哈希&gt;\</w:t>
-      </w:r>
-      <w:r>
-        <w:rPr>
-          <w:rFonts w:ascii="Times New Roman" w:hAnsi="Times New Roman" w:eastAsia="宋体" w:cs="Times New Roman"/>
-          <w:b w:val="0"/>
-          <w:sz w:val="24"/>
-        </w:rPr>
-        <w:t>，无需管理员权限、无需 Flutter 环境，适合没有开发环境的评委。</w:t>
+        <w:t>），双击安装后即可运行，安装包已内置离线 SDCC C251 工具链，无需 Flutter 环境，适合没有开发环境的评委。</w:t>
       </w:r>
     </w:p>
     <w:p>
@@ -150,7 +134,7 @@
           <w:b w:val="0"/>
           <w:sz w:val="24"/>
         </w:rPr>
-        <w:t>（3）下载发布包 https://github.com/louqingjie/PIE-Block/releases ：提供 Windows 安装包、单文件便携版与免安装 zip。</w:t>
+        <w:t>（3）下载其他平台发布包 https://github.com/louqingjie/PIE-Block/releases ：提供 Windows 安装包、Windows 免安装 zip 与 Linux 免安装包。</w:t>
       </w:r>
     </w:p>
     <w:p>
@@ -1033,7 +1017,7 @@
           <w:b w:val="0"/>
           <w:sz w:val="24"/>
         </w:rPr>
-        <w:t>单文件便携版（单 exe、免安装）：</w:t>
+        <w:t>Windows 安装包（可选，官方发布包由同一流程产出）：</w:t>
       </w:r>
     </w:p>
     <w:p>
@@ -1048,7 +1032,7 @@
           <w:b w:val="0"/>
           <w:sz w:val="19"/>
         </w:rPr>
-        <w:t>.\tools\package_flutter_windows_portable.ps1</w:t>
+        <w:t>.\tools\package_flutter_windows.ps1</w:t>
       </w:r>
     </w:p>
     <w:p>
@@ -1063,7 +1047,7 @@
           <w:b w:val="0"/>
           <w:sz w:val="19"/>
         </w:rPr>
-        <w:t>.\tools\package_flutter_windows_portable.ps1 -SkipBuild -Verify</w:t>
+        <w:t>.\tools\package_flutter_windows.ps1 -SkipBuild</w:t>
       </w:r>
     </w:p>
     <w:p>
@@ -1085,7 +1069,7 @@
           <w:b w:val="0"/>
           <w:sz w:val="20"/>
         </w:rPr>
-        <w:t>output\PIEBlock-1.5.0-windows-portable.exe</w:t>
+        <w:t>output\PIEBlock-1.5.0-windows-setup.exe</w:t>
       </w:r>
       <w:r>
         <w:rPr>
@@ -1093,113 +1077,7 @@
           <w:b w:val="0"/>
           <w:sz w:val="24"/>
         </w:rPr>
-        <w:t>（约 27 MB）。</w:t>
-      </w:r>
-      <w:r>
-        <w:rPr>
-          <w:rFonts w:ascii="Consolas" w:hAnsi="Consolas" w:eastAsia="宋体" w:cs="Consolas"/>
-          <w:b w:val="0"/>
-          <w:sz w:val="20"/>
-        </w:rPr>
-        <w:t>-SkipBuild</w:t>
-      </w:r>
-      <w:r>
-        <w:rPr>
-          <w:rFonts w:ascii="Times New Roman" w:hAnsi="Times New Roman" w:eastAsia="宋体" w:cs="Times New Roman"/>
-          <w:b w:val="0"/>
-          <w:sz w:val="24"/>
-        </w:rPr>
-        <w:t xml:space="preserve"> 复用已有 Release 产物，</w:t>
-      </w:r>
-      <w:r>
-        <w:rPr>
-          <w:rFonts w:ascii="Consolas" w:hAnsi="Consolas" w:eastAsia="宋体" w:cs="Consolas"/>
-          <w:b w:val="0"/>
-          <w:sz w:val="20"/>
-        </w:rPr>
-        <w:t>-Verify</w:t>
-      </w:r>
-      <w:r>
-        <w:rPr>
-          <w:rFonts w:ascii="Times New Roman" w:hAnsi="Times New Roman" w:eastAsia="宋体" w:cs="Times New Roman"/>
-          <w:b w:val="0"/>
-          <w:sz w:val="24"/>
-        </w:rPr>
-        <w:t xml:space="preserve"> 在打包后自检载荷；脚本要求已准备 Windows 版内置工具链，并依赖系统自带的 .NET Framework 4.x 编译器 csc.exe。</w:t>
-      </w:r>
-    </w:p>
-    <w:p>
-      <w:pPr>
-        <w:spacing w:line="300" w:lineRule="exact" w:before="0" w:after="0"/>
-        <w:ind w:firstLine="480"/>
-      </w:pPr>
-      <w:r>
-        <w:rPr>
-          <w:rFonts w:ascii="Times New Roman" w:hAnsi="Times New Roman" w:eastAsia="宋体" w:cs="Times New Roman"/>
-          <w:b w:val="0"/>
-          <w:sz w:val="24"/>
-        </w:rPr>
-        <w:t>Windows 安装包：</w:t>
-      </w:r>
-    </w:p>
-    <w:p>
-      <w:pPr>
-        <w:spacing w:line="230" w:lineRule="exact" w:before="20" w:after="0"/>
-        <w:ind w:firstLine="0" w:left="360" w:right="120"/>
-        <w:shd w:val="clear" w:color="auto" w:fill="F2F2F2"/>
-      </w:pPr>
-      <w:r>
-        <w:rPr>
-          <w:rFonts w:ascii="Consolas" w:hAnsi="Consolas" w:eastAsia="宋体" w:cs="Consolas"/>
-          <w:b w:val="0"/>
-          <w:sz w:val="19"/>
-        </w:rPr>
-        <w:t>.\tools\package_flutter_windows.ps1</w:t>
-      </w:r>
-    </w:p>
-    <w:p>
-      <w:pPr>
-        <w:spacing w:line="230" w:lineRule="exact" w:before="0" w:after="20"/>
-        <w:ind w:firstLine="0" w:left="360" w:right="120"/>
-        <w:shd w:val="clear" w:color="auto" w:fill="F2F2F2"/>
-      </w:pPr>
-      <w:r>
-        <w:rPr>
-          <w:rFonts w:ascii="Consolas" w:hAnsi="Consolas" w:eastAsia="宋体" w:cs="Consolas"/>
-          <w:b w:val="0"/>
-          <w:sz w:val="19"/>
-        </w:rPr>
-        <w:t>.\tools\package_flutter_windows.ps1 -SkipBuild</w:t>
-      </w:r>
-    </w:p>
-    <w:p>
-      <w:pPr>
-        <w:spacing w:line="300" w:lineRule="exact" w:before="0" w:after="0"/>
-        <w:ind w:firstLine="480"/>
-      </w:pPr>
-      <w:r>
-        <w:rPr>
-          <w:rFonts w:ascii="Times New Roman" w:hAnsi="Times New Roman" w:eastAsia="宋体" w:cs="Times New Roman"/>
-          <w:b w:val="0"/>
-          <w:sz w:val="24"/>
-        </w:rPr>
-        <w:t xml:space="preserve">输出 </w:t>
-      </w:r>
-      <w:r>
-        <w:rPr>
-          <w:rFonts w:ascii="Consolas" w:hAnsi="Consolas" w:eastAsia="宋体" w:cs="Consolas"/>
-          <w:b w:val="0"/>
-          <w:sz w:val="20"/>
-        </w:rPr>
-        <w:t>output\PIEBlock-1.5.0-windows-setup.exe</w:t>
-      </w:r>
-      <w:r>
-        <w:rPr>
-          <w:rFonts w:ascii="Times New Roman" w:hAnsi="Times New Roman" w:eastAsia="宋体" w:cs="Times New Roman"/>
-          <w:b w:val="0"/>
-          <w:sz w:val="24"/>
-        </w:rPr>
-        <w:t>，需安装 Inno Setup 6（自动探测 ISCC.exe，或用 -Iscc 指定）；两个打包脚本都会先检查内置工具链。</w:t>
+        <w:t>，需安装 Inno Setup 6（自动探测 ISCC.exe，或用 -Iscc 指定）；该脚本会先检查内置工具链，未准备时提示先运行 prepare 脚本。</w:t>
       </w:r>
     </w:p>
     <w:p>
@@ -2826,7 +2704,7 @@
           <w:b w:val="0"/>
           <w:sz w:val="24"/>
         </w:rPr>
-        <w:t xml:space="preserve"> 根目录附带可直接运行的 Windows 单文件便携版 </w:t>
+        <w:t xml:space="preserve"> 根目录附带官方 Release v1.5.0 的 Windows 安装包 </w:t>
       </w:r>
       <w:r>
         <w:rPr>
@@ -2834,7 +2712,7 @@
           <w:b w:val="0"/>
           <w:sz w:val="20"/>
         </w:rPr>
-        <w:t>PIEBlock-1.5.0-windows-portable.exe</w:t>
+        <w:t>PIEBlock-1.5.0-windows-setup.exe</w:t>
       </w:r>
       <w:r>
         <w:rPr>
@@ -2842,7 +2720,7 @@
           <w:b w:val="0"/>
           <w:sz w:val="24"/>
         </w:rPr>
-        <w:t xml:space="preserve">（约 27 MB，免安装、内置 SDCC 工具链，双击即可运行）与 </w:t>
+        <w:t xml:space="preserve">（约 22 MB，SHA-256 见同目录 </w:t>
       </w:r>
       <w:r>
         <w:rPr>
@@ -2858,7 +2736,7 @@
           <w:b w:val="0"/>
           <w:sz w:val="24"/>
         </w:rPr>
-        <w:t xml:space="preserve">，其下为完整源码、文档与教材；包内 </w:t>
+        <w:t xml:space="preserve">），其下为完整源码、文档与教材；包内 </w:t>
       </w:r>
       <w:r>
         <w:rPr>

--- a/submission/PIE-Block-本地启动说明.docx
+++ b/submission/PIE-Block-本地启动说明.docx
@@ -74,7 +74,39 @@
           <w:b w:val="0"/>
           <w:sz w:val="24"/>
         </w:rPr>
-        <w:t>（1）官网在线体验 https://pieblock.asia ：配置工程、查看生成的 C 代码；Web 版只读，不能编译与烧录，项目存于浏览器 localStorage。</w:t>
+        <w:t xml:space="preserve">（1）安装随包附带的 Windows 安装包：来源代码压缩包根目录的 </w:t>
+      </w:r>
+      <w:r>
+        <w:rPr>
+          <w:rFonts w:ascii="Consolas" w:hAnsi="Consolas" w:eastAsia="宋体" w:cs="Consolas"/>
+          <w:b w:val="0"/>
+          <w:sz w:val="20"/>
+        </w:rPr>
+        <w:t>PIEBlock-1.5.0-windows-setup.exe</w:t>
+      </w:r>
+      <w:r>
+        <w:rPr>
+          <w:rFonts w:ascii="Times New Roman" w:hAnsi="Times New Roman" w:eastAsia="宋体" w:cs="Times New Roman"/>
+          <w:b w:val="0"/>
+          <w:sz w:val="24"/>
+        </w:rPr>
+        <w:t xml:space="preserve">（取自官方 Release v1.5.0，约 22 MB，SHA-256 见同目录 </w:t>
+      </w:r>
+      <w:r>
+        <w:rPr>
+          <w:rFonts w:ascii="Consolas" w:hAnsi="Consolas" w:eastAsia="宋体" w:cs="Consolas"/>
+          <w:b w:val="0"/>
+          <w:sz w:val="20"/>
+        </w:rPr>
+        <w:t>运行说明.txt</w:t>
+      </w:r>
+      <w:r>
+        <w:rPr>
+          <w:rFonts w:ascii="Times New Roman" w:hAnsi="Times New Roman" w:eastAsia="宋体" w:cs="Times New Roman"/>
+          <w:b w:val="0"/>
+          <w:sz w:val="24"/>
+        </w:rPr>
+        <w:t>），双击安装后即可运行，安装包已内置离线 SDCC C251 工具链，无需 Flutter 环境，适合没有开发环境的评委。</w:t>
       </w:r>
     </w:p>
     <w:p>
@@ -88,39 +120,7 @@
           <w:b w:val="0"/>
           <w:sz w:val="24"/>
         </w:rPr>
-        <w:t xml:space="preserve">（2）安装随包附带的 Windows 安装包：来源代码压缩包根目录的 </w:t>
-      </w:r>
-      <w:r>
-        <w:rPr>
-          <w:rFonts w:ascii="Consolas" w:hAnsi="Consolas" w:eastAsia="宋体" w:cs="Consolas"/>
-          <w:b w:val="0"/>
-          <w:sz w:val="20"/>
-        </w:rPr>
-        <w:t>PIEBlock-1.5.0-windows-setup.exe</w:t>
-      </w:r>
-      <w:r>
-        <w:rPr>
-          <w:rFonts w:ascii="Times New Roman" w:hAnsi="Times New Roman" w:eastAsia="宋体" w:cs="Times New Roman"/>
-          <w:b w:val="0"/>
-          <w:sz w:val="24"/>
-        </w:rPr>
-        <w:t xml:space="preserve">（取自官方 Release v1.5.0，约 22 MB，SHA-256 见同目录 </w:t>
-      </w:r>
-      <w:r>
-        <w:rPr>
-          <w:rFonts w:ascii="Consolas" w:hAnsi="Consolas" w:eastAsia="宋体" w:cs="Consolas"/>
-          <w:b w:val="0"/>
-          <w:sz w:val="20"/>
-        </w:rPr>
-        <w:t>运行说明.txt</w:t>
-      </w:r>
-      <w:r>
-        <w:rPr>
-          <w:rFonts w:ascii="Times New Roman" w:hAnsi="Times New Roman" w:eastAsia="宋体" w:cs="Times New Roman"/>
-          <w:b w:val="0"/>
-          <w:sz w:val="24"/>
-        </w:rPr>
-        <w:t>），双击安装后即可运行，安装包已内置离线 SDCC C251 工具链，无需 Flutter 环境，适合没有开发环境的评委。</w:t>
+        <w:t>（2）下载其他平台发布包 https://github.com/louqingjie/PIE-Block/releases ：提供 Windows 安装包、Windows 免安装 zip 与 Linux 免安装包。</w:t>
       </w:r>
     </w:p>
     <w:p>
@@ -134,21 +134,7 @@
           <w:b w:val="0"/>
           <w:sz w:val="24"/>
         </w:rPr>
-        <w:t>（3）下载其他平台发布包 https://github.com/louqingjie/PIE-Block/releases ：提供 Windows 安装包、Windows 免安装 zip 与 Linux 免安装包。</w:t>
-      </w:r>
-    </w:p>
-    <w:p>
-      <w:pPr>
-        <w:spacing w:line="300" w:lineRule="exact" w:before="0" w:after="0"/>
-        <w:ind w:firstLine="480"/>
-      </w:pPr>
-      <w:r>
-        <w:rPr>
-          <w:rFonts w:ascii="Times New Roman" w:hAnsi="Times New Roman" w:eastAsia="宋体" w:cs="Times New Roman"/>
-          <w:b w:val="0"/>
-          <w:sz w:val="24"/>
-        </w:rPr>
-        <w:t xml:space="preserve">（4）从源码运行：按第 3 节执行 </w:t>
+        <w:t xml:space="preserve">（3）从源码运行：按第 3 节执行 </w:t>
       </w:r>
       <w:r>
         <w:rPr>
@@ -2375,47 +2361,6 @@
                 <w:b w:val="0"/>
                 <w:sz w:val="19"/>
               </w:rPr>
-              <w:t>网页版能否编译或烧录</w:t>
-            </w:r>
-          </w:p>
-        </w:tc>
-        <w:tc>
-          <w:tcPr>
-            <w:tcW w:type="dxa" w:w="6350"/>
-          </w:tcPr>
-          <w:p>
-            <w:pPr>
-              <w:spacing w:line="240" w:lineRule="auto" w:before="20" w:after="20"/>
-            </w:pPr>
-            <w:r>
-              <w:rPr>
-                <w:rFonts w:ascii="Times New Roman" w:hAnsi="Times New Roman" w:eastAsia="宋体" w:cs="Times New Roman"/>
-                <w:b w:val="0"/>
-                <w:sz w:val="19"/>
-              </w:rPr>
-              <w:t>不能。Web 版只读，可配置并查看生成的 C 代码；编译、烧录与汇编列表仅在桌面版提供。</w:t>
-            </w:r>
-          </w:p>
-        </w:tc>
-      </w:tr>
-      <w:tr>
-        <w:trPr>
-          <w:cantSplit/>
-        </w:trPr>
-        <w:tc>
-          <w:tcPr>
-            <w:tcW w:type="dxa" w:w="1814"/>
-          </w:tcPr>
-          <w:p>
-            <w:pPr>
-              <w:spacing w:line="240" w:lineRule="auto" w:before="20" w:after="20"/>
-            </w:pPr>
-            <w:r>
-              <w:rPr>
-                <w:rFonts w:ascii="Times New Roman" w:hAnsi="Times New Roman" w:eastAsia="宋体" w:cs="Times New Roman"/>
-                <w:b w:val="0"/>
-                <w:sz w:val="19"/>
-              </w:rPr>
               <w:t>Android 版能力</w:t>
             </w:r>
           </w:p>
@@ -2546,7 +2491,7 @@
                 <w:b w:val="0"/>
                 <w:sz w:val="19"/>
               </w:rPr>
-              <w:t>官网、文档与下载入口</w:t>
+              <w:t>文档与下载入口</w:t>
             </w:r>
           </w:p>
         </w:tc>
@@ -2564,7 +2509,7 @@
                 <w:b w:val="0"/>
                 <w:sz w:val="19"/>
               </w:rPr>
-              <w:t xml:space="preserve">官网 https://pieblock.asia ；仓库与 Releases：https://github.com/louqingjie/PIE-Block ；细节见 README.md 与 </w:t>
+              <w:t xml:space="preserve">仓库与 Releases：https://github.com/louqingjie/PIE-Block ；细节见 README.md 与 </w:t>
             </w:r>
             <w:r>
               <w:rPr>
@@ -2766,7 +2711,7 @@
           <w:b w:val="0"/>
           <w:sz w:val="24"/>
         </w:rPr>
-        <w:t>仓库主要文档：README.md（项目概述与开发命令）；docs/（27 篇 Markdown，覆盖 guides、reference、design、releases、pitfall、playbook、legal 等目录，另有 examples 与 assets）；book/（LaTeX 教材，10 章正文 + 3 个附录）；website/（官网静态站）；tools/（工具链与打包脚本）；sdcc-c251/（SDCC C251 子模块，GPL）。如遇差异，以 README.md 与编译烧录指南为准。</w:t>
+        <w:t>仓库主要文档：README.md（项目概述与开发命令）；docs/（27 篇 Markdown，覆盖 guides、reference、design、releases、pitfall、playbook、legal 等目录，另有 examples 与 assets）；book/（LaTeX 教材，10 章正文 + 3 个附录）；website/（静态站源码）；tools/（工具链与打包脚本）；sdcc-c251/（SDCC C251 子模块，GPL）。如遇差异，以 README.md 与编译烧录指南为准。</w:t>
       </w:r>
     </w:p>
     <w:sectPr>

--- a/submission/PIE-Block-本地启动说明.docx
+++ b/submission/PIE-Block-本地启动说明.docx
@@ -699,151 +699,6 @@
           <w:sz w:val="24"/>
         </w:rPr>
         <w:t>首次运行需要构建 debug 产物，耗时数分钟属正常现象；启动后即可新建工程、完成配置向导、查看生成的 C 代码。</w:t>
-      </w:r>
-    </w:p>
-    <w:p>
-      <w:pPr>
-        <w:spacing w:line="300" w:lineRule="exact" w:before="0" w:after="0"/>
-        <w:ind w:firstLine="480"/>
-      </w:pPr>
-      <w:r>
-        <w:rPr>
-          <w:rFonts w:ascii="Times New Roman" w:hAnsi="Times New Roman" w:eastAsia="宋体" w:cs="Times New Roman"/>
-          <w:b/>
-          <w:sz w:val="24"/>
-        </w:rPr>
-        <w:t>低完整性目录的替代启动方式。</w:t>
-      </w:r>
-      <w:r>
-        <w:rPr>
-          <w:rFonts w:ascii="Times New Roman" w:hAnsi="Times New Roman" w:eastAsia="宋体" w:cs="Times New Roman"/>
-          <w:b w:val="0"/>
-          <w:sz w:val="24"/>
-        </w:rPr>
-        <w:t>若仓库目录被安全软件或沙箱标记为低完整性（Low Integrity），</w:t>
-      </w:r>
-      <w:r>
-        <w:rPr>
-          <w:rFonts w:ascii="Consolas" w:hAnsi="Consolas" w:eastAsia="宋体" w:cs="Consolas"/>
-          <w:b w:val="0"/>
-          <w:sz w:val="20"/>
-        </w:rPr>
-        <w:t>flutter run</w:t>
-      </w:r>
-      <w:r>
-        <w:rPr>
-          <w:rFonts w:ascii="Times New Roman" w:hAnsi="Times New Roman" w:eastAsia="宋体" w:cs="Times New Roman"/>
-          <w:b w:val="0"/>
-          <w:sz w:val="24"/>
-        </w:rPr>
-        <w:t xml:space="preserve"> 可能报 DevFS 创建失败或保存文件“拒绝访问”。此时改用仓库自带脚本，它先把 </w:t>
-      </w:r>
-      <w:r>
-        <w:rPr>
-          <w:rFonts w:ascii="Consolas" w:hAnsi="Consolas" w:eastAsia="宋体" w:cs="Consolas"/>
-          <w:b w:val="0"/>
-          <w:sz w:val="20"/>
-        </w:rPr>
-        <w:t>build\windows\x64</w:t>
-      </w:r>
-      <w:r>
-        <w:rPr>
-          <w:rFonts w:ascii="Times New Roman" w:hAnsi="Times New Roman" w:eastAsia="宋体" w:cs="Times New Roman"/>
-          <w:b w:val="0"/>
-          <w:sz w:val="24"/>
-        </w:rPr>
-        <w:t xml:space="preserve"> 标记为 Medium 完整性级别，再执行 </w:t>
-      </w:r>
-      <w:r>
-        <w:rPr>
-          <w:rFonts w:ascii="Consolas" w:hAnsi="Consolas" w:eastAsia="宋体" w:cs="Consolas"/>
-          <w:b w:val="0"/>
-          <w:sz w:val="20"/>
-        </w:rPr>
-        <w:t>flutter run</w:t>
-      </w:r>
-      <w:r>
-        <w:rPr>
-          <w:rFonts w:ascii="Times New Roman" w:hAnsi="Times New Roman" w:eastAsia="宋体" w:cs="Times New Roman"/>
-          <w:b w:val="0"/>
-          <w:sz w:val="24"/>
-        </w:rPr>
-        <w:t>（参数原样传入）：</w:t>
-      </w:r>
-    </w:p>
-    <w:p>
-      <w:pPr>
-        <w:spacing w:line="230" w:lineRule="exact" w:before="20" w:after="0"/>
-        <w:ind w:firstLine="0" w:left="360" w:right="120"/>
-        <w:shd w:val="clear" w:color="auto" w:fill="F2F2F2"/>
-      </w:pPr>
-      <w:r>
-        <w:rPr>
-          <w:rFonts w:ascii="Consolas" w:hAnsi="Consolas" w:eastAsia="宋体" w:cs="Consolas"/>
-          <w:b w:val="0"/>
-          <w:sz w:val="19"/>
-        </w:rPr>
-        <w:t>tools\run_windows.cmd</w:t>
-      </w:r>
-    </w:p>
-    <w:p>
-      <w:pPr>
-        <w:spacing w:line="230" w:lineRule="exact" w:before="0" w:after="0"/>
-        <w:ind w:firstLine="0" w:left="360" w:right="120"/>
-        <w:shd w:val="clear" w:color="auto" w:fill="F2F2F2"/>
-      </w:pPr>
-      <w:r>
-        <w:rPr>
-          <w:rFonts w:ascii="Consolas" w:hAnsi="Consolas" w:eastAsia="宋体" w:cs="Consolas"/>
-          <w:b w:val="0"/>
-          <w:sz w:val="19"/>
-        </w:rPr>
-        <w:t>tools\run_windows.cmd --release</w:t>
-      </w:r>
-    </w:p>
-    <w:p>
-      <w:pPr>
-        <w:spacing w:line="230" w:lineRule="exact" w:before="0" w:after="20"/>
-        <w:ind w:firstLine="0" w:left="360" w:right="120"/>
-        <w:shd w:val="clear" w:color="auto" w:fill="F2F2F2"/>
-      </w:pPr>
-      <w:r>
-        <w:rPr>
-          <w:rFonts w:ascii="Consolas" w:hAnsi="Consolas" w:eastAsia="宋体" w:cs="Consolas"/>
-          <w:b w:val="0"/>
-          <w:sz w:val="19"/>
-        </w:rPr>
-        <w:t>powershell -ExecutionPolicy Bypass -File tools\run_windows.ps1</w:t>
-      </w:r>
-    </w:p>
-    <w:p>
-      <w:pPr>
-        <w:spacing w:line="300" w:lineRule="exact" w:before="0" w:after="0"/>
-        <w:ind w:firstLine="480"/>
-      </w:pPr>
-      <w:r>
-        <w:rPr>
-          <w:rFonts w:ascii="Times New Roman" w:hAnsi="Times New Roman" w:eastAsia="宋体" w:cs="Times New Roman"/>
-          <w:b w:val="0"/>
-          <w:sz w:val="24"/>
-        </w:rPr>
-        <w:t xml:space="preserve">直接调用 .ps1 可能被拒绝加载（未签名），优先使用 .cmd；脚本默认补 </w:t>
-      </w:r>
-      <w:r>
-        <w:rPr>
-          <w:rFonts w:ascii="Consolas" w:hAnsi="Consolas" w:eastAsia="宋体" w:cs="Consolas"/>
-          <w:b w:val="0"/>
-          <w:sz w:val="20"/>
-        </w:rPr>
-        <w:t>-d windows</w:t>
-      </w:r>
-      <w:r>
-        <w:rPr>
-          <w:rFonts w:ascii="Times New Roman" w:hAnsi="Times New Roman" w:eastAsia="宋体" w:cs="Times New Roman"/>
-          <w:b w:val="0"/>
-          <w:sz w:val="24"/>
-        </w:rPr>
-        <w:t>。</w:t>
       </w:r>
     </w:p>
     <w:p>
